--- a/curriculum/reveal-documents/unit-4/teacher/unit-4-homework-answer-key.docx
+++ b/curriculum/reveal-documents/unit-4/teacher/unit-4-homework-answer-key.docx
@@ -4,7 +4,8 @@
   <w:body>
     <w:p>
       <w:pPr>
-        <w:spacing w:before="0" w:after="0" w:line="240" w:lineRule="auto"/>
+        <w:keepNext/>
+        <w:spacing w:before="0" w:after="12" w:line="264" w:lineRule="auto"/>
       </w:pPr>
       <w:r>
         <w:rPr>
@@ -21,7 +22,9 @@
     </w:p>
     <w:p>
       <w:pPr>
-        <w:spacing w:before="0" w:after="0" w:line="240" w:lineRule="auto"/>
+        <w:keepNext/>
+        <w:spacing w:before="0" w:after="10" w:line="240" w:lineRule="auto"/>
+        <w:outlineLvl w:val="0"/>
       </w:pPr>
       <w:r>
         <w:rPr>
@@ -39,7 +42,7 @@
         <w:pBdr>
           <w:bottom w:val="single" w:sz="4" w:space="5" w:color="C9CDD2"/>
         </w:pBdr>
-        <w:spacing w:before="0" w:after="0" w:line="240" w:lineRule="auto"/>
+        <w:spacing w:before="0" w:after="40" w:line="264" w:lineRule="auto"/>
       </w:pPr>
       <w:r>
         <w:rPr>
@@ -48,7 +51,7 @@
           <w:sz w:val="17"/>
           <w:szCs w:val="17"/>
         </w:rPr>
-        <w:t xml:space="preserve">Grade 6 Mathematics  ·  Unit 4: Working with Percents  ·  Answers for every item on Sheets 1 and 2 of each lesson packet. Constructed responses show a model answer; accept equivalent reasoning.</w:t>
+        <w:t xml:space="preserve">Grade 6 Mathematics  ·  Unit 4: Working with Percents  ·  Answers for every item on Sheets 1 and 2 of each lesson packet (core and Level 1 have the same answers). Constructed responses show a model answer; accept equivalent reasoning.</w:t>
       </w:r>
     </w:p>
     <w:p>
@@ -60,7 +63,8 @@
         <w:tabs>
           <w:tab w:val="right" w:pos="9504"/>
         </w:tabs>
-        <w:spacing w:before="0" w:after="0" w:line="240" w:lineRule="auto"/>
+        <w:spacing w:before="90" w:after="50" w:line="240" w:lineRule="auto"/>
+        <w:outlineLvl w:val="1"/>
       </w:pPr>
       <w:r>
         <w:rPr>
@@ -119,7 +123,9 @@
         <w:gridCol w:w="4752"/>
       </w:tblGrid>
       <w:tr>
-        <w:trPr/>
+        <w:trPr>
+          <w:cantSplit/>
+        </w:trPr>
         <w:tc>
           <w:tcPr>
             <w:tcW w:w="4752" w:type="dxa"/>
@@ -127,7 +133,8 @@
           </w:tcPr>
           <w:p>
             <w:pPr>
-              <w:spacing w:before="0" w:after="0" w:line="240" w:lineRule="auto"/>
+              <w:keepNext/>
+              <w:spacing w:before="0" w:after="60" w:line="252" w:lineRule="auto"/>
             </w:pPr>
             <w:r>
               <w:rPr>
@@ -142,10 +149,11 @@
           </w:p>
           <w:p>
             <w:pPr>
-              <w:tabs>
-                <w:tab w:val="left" w:pos="340"/>
-              </w:tabs>
-              <w:spacing w:before="0" w:after="0" w:line="240" w:lineRule="auto"/>
+              <w:keepLines/>
+              <w:tabs>
+                <w:tab w:val="left" w:pos="340"/>
+              </w:tabs>
+              <w:spacing w:before="0" w:after="40" w:line="252" w:lineRule="auto"/>
               <w:ind w:left="340" w:hanging="340"/>
             </w:pPr>
             <w:r>
@@ -179,10 +187,11 @@
           </w:p>
           <w:p>
             <w:pPr>
-              <w:tabs>
-                <w:tab w:val="left" w:pos="340"/>
-              </w:tabs>
-              <w:spacing w:before="0" w:after="0" w:line="240" w:lineRule="auto"/>
+              <w:keepLines/>
+              <w:tabs>
+                <w:tab w:val="left" w:pos="340"/>
+              </w:tabs>
+              <w:spacing w:before="0" w:after="40" w:line="252" w:lineRule="auto"/>
               <w:ind w:left="340" w:hanging="340"/>
             </w:pPr>
             <w:r>
@@ -216,10 +225,11 @@
           </w:p>
           <w:p>
             <w:pPr>
-              <w:tabs>
-                <w:tab w:val="left" w:pos="340"/>
-              </w:tabs>
-              <w:spacing w:before="0" w:after="0" w:line="240" w:lineRule="auto"/>
+              <w:keepLines/>
+              <w:tabs>
+                <w:tab w:val="left" w:pos="340"/>
+              </w:tabs>
+              <w:spacing w:before="0" w:after="40" w:line="252" w:lineRule="auto"/>
               <w:ind w:left="340" w:hanging="340"/>
             </w:pPr>
             <w:r>
@@ -253,10 +263,11 @@
           </w:p>
           <w:p>
             <w:pPr>
-              <w:tabs>
-                <w:tab w:val="left" w:pos="340"/>
-              </w:tabs>
-              <w:spacing w:before="0" w:after="0" w:line="240" w:lineRule="auto"/>
+              <w:keepLines/>
+              <w:tabs>
+                <w:tab w:val="left" w:pos="340"/>
+              </w:tabs>
+              <w:spacing w:before="0" w:after="40" w:line="252" w:lineRule="auto"/>
               <w:ind w:left="340" w:hanging="340"/>
             </w:pPr>
             <w:r>
@@ -290,10 +301,11 @@
           </w:p>
           <w:p>
             <w:pPr>
-              <w:tabs>
-                <w:tab w:val="left" w:pos="340"/>
-              </w:tabs>
-              <w:spacing w:before="0" w:after="0" w:line="240" w:lineRule="auto"/>
+              <w:keepLines/>
+              <w:tabs>
+                <w:tab w:val="left" w:pos="340"/>
+              </w:tabs>
+              <w:spacing w:before="0" w:after="40" w:line="252" w:lineRule="auto"/>
               <w:ind w:left="340" w:hanging="340"/>
             </w:pPr>
             <w:r>
@@ -333,7 +345,8 @@
           </w:tcPr>
           <w:p>
             <w:pPr>
-              <w:spacing w:before="0" w:after="0" w:line="240" w:lineRule="auto"/>
+              <w:keepNext/>
+              <w:spacing w:before="0" w:after="60" w:line="252" w:lineRule="auto"/>
             </w:pPr>
             <w:r>
               <w:rPr>
@@ -348,10 +361,11 @@
           </w:p>
           <w:p>
             <w:pPr>
-              <w:tabs>
-                <w:tab w:val="left" w:pos="340"/>
-              </w:tabs>
-              <w:spacing w:before="0" w:after="0" w:line="240" w:lineRule="auto"/>
+              <w:keepLines/>
+              <w:tabs>
+                <w:tab w:val="left" w:pos="340"/>
+              </w:tabs>
+              <w:spacing w:before="0" w:after="40" w:line="252" w:lineRule="auto"/>
               <w:ind w:left="340" w:hanging="340"/>
             </w:pPr>
             <w:r>
@@ -385,10 +399,11 @@
           </w:p>
           <w:p>
             <w:pPr>
-              <w:tabs>
-                <w:tab w:val="left" w:pos="340"/>
-              </w:tabs>
-              <w:spacing w:before="0" w:after="0" w:line="240" w:lineRule="auto"/>
+              <w:keepLines/>
+              <w:tabs>
+                <w:tab w:val="left" w:pos="340"/>
+              </w:tabs>
+              <w:spacing w:before="0" w:after="40" w:line="252" w:lineRule="auto"/>
               <w:ind w:left="340" w:hanging="340"/>
             </w:pPr>
             <w:r>
@@ -422,10 +437,11 @@
           </w:p>
           <w:p>
             <w:pPr>
-              <w:tabs>
-                <w:tab w:val="left" w:pos="340"/>
-              </w:tabs>
-              <w:spacing w:before="0" w:after="0" w:line="240" w:lineRule="auto"/>
+              <w:keepLines/>
+              <w:tabs>
+                <w:tab w:val="left" w:pos="340"/>
+              </w:tabs>
+              <w:spacing w:before="0" w:after="40" w:line="252" w:lineRule="auto"/>
               <w:ind w:left="340" w:hanging="340"/>
             </w:pPr>
             <w:r>
@@ -459,10 +475,11 @@
           </w:p>
           <w:p>
             <w:pPr>
-              <w:tabs>
-                <w:tab w:val="left" w:pos="340"/>
-              </w:tabs>
-              <w:spacing w:before="0" w:after="0" w:line="240" w:lineRule="auto"/>
+              <w:keepLines/>
+              <w:tabs>
+                <w:tab w:val="left" w:pos="340"/>
+              </w:tabs>
+              <w:spacing w:before="0" w:after="40" w:line="252" w:lineRule="auto"/>
               <w:ind w:left="340" w:hanging="340"/>
             </w:pPr>
             <w:r>
@@ -496,10 +513,11 @@
           </w:p>
           <w:p>
             <w:pPr>
-              <w:tabs>
-                <w:tab w:val="left" w:pos="340"/>
-              </w:tabs>
-              <w:spacing w:before="0" w:after="0" w:line="240" w:lineRule="auto"/>
+              <w:keepLines/>
+              <w:tabs>
+                <w:tab w:val="left" w:pos="340"/>
+              </w:tabs>
+              <w:spacing w:before="0" w:after="40" w:line="252" w:lineRule="auto"/>
               <w:ind w:left="340" w:hanging="340"/>
             </w:pPr>
             <w:r>
@@ -533,7 +551,8 @@
           </w:p>
           <w:p>
             <w:pPr>
-              <w:spacing w:before="0" w:after="0" w:line="240" w:lineRule="auto"/>
+              <w:keepNext/>
+              <w:spacing w:before="60" w:after="30" w:line="264" w:lineRule="auto"/>
             </w:pPr>
             <w:r>
               <w:rPr>
@@ -549,10 +568,11 @@
           </w:p>
           <w:p>
             <w:pPr>
-              <w:tabs>
-                <w:tab w:val="left" w:pos="340"/>
-              </w:tabs>
-              <w:spacing w:before="0" w:after="0" w:line="240" w:lineRule="auto"/>
+              <w:keepLines/>
+              <w:tabs>
+                <w:tab w:val="left" w:pos="340"/>
+              </w:tabs>
+              <w:spacing w:before="0" w:after="40" w:line="252" w:lineRule="auto"/>
               <w:ind w:left="340" w:hanging="340"/>
             </w:pPr>
             <w:r>
@@ -577,19 +597,30 @@
             <w:r>
               <w:rPr>
                 <w:rFonts w:ascii="Avenir Next" w:hAnsi="Avenir Next" w:cs="Avenir Next" w:eastAsia="Avenir Next"/>
-                <w:color w:val="1A1A1A"/>
-                <w:sz w:val="17"/>
-                <w:szCs w:val="17"/>
-              </w:rPr>
-              <w:t xml:space="preserve">D — 150%</w:t>
-            </w:r>
-          </w:p>
-          <w:p>
-            <w:pPr>
-              <w:tabs>
-                <w:tab w:val="left" w:pos="340"/>
-              </w:tabs>
-              <w:spacing w:before="0" w:after="0" w:line="240" w:lineRule="auto"/>
+                <w:b/>
+                <w:color w:val="1A1A1A"/>
+                <w:sz w:val="17"/>
+                <w:szCs w:val="17"/>
+              </w:rPr>
+              <w:t xml:space="preserve">D</w:t>
+            </w:r>
+            <w:r>
+              <w:rPr>
+                <w:rFonts w:ascii="Avenir Next" w:hAnsi="Avenir Next" w:cs="Avenir Next" w:eastAsia="Avenir Next"/>
+                <w:color w:val="1A1A1A"/>
+                <w:sz w:val="17"/>
+                <w:szCs w:val="17"/>
+              </w:rPr>
+              <w:t xml:space="preserve">  (150%)</w:t>
+            </w:r>
+          </w:p>
+          <w:p>
+            <w:pPr>
+              <w:keepLines/>
+              <w:tabs>
+                <w:tab w:val="left" w:pos="340"/>
+              </w:tabs>
+              <w:spacing w:before="0" w:after="40" w:line="252" w:lineRule="auto"/>
               <w:ind w:left="340" w:hanging="340"/>
             </w:pPr>
             <w:r>
@@ -614,11 +645,21 @@
             <w:r>
               <w:rPr>
                 <w:rFonts w:ascii="Avenir Next" w:hAnsi="Avenir Next" w:cs="Avenir Next" w:eastAsia="Avenir Next"/>
-                <w:color w:val="1A1A1A"/>
-                <w:sz w:val="17"/>
-                <w:szCs w:val="17"/>
-              </w:rPr>
-              <w:t xml:space="preserve">B — 2.5 times</w:t>
+                <w:b/>
+                <w:color w:val="1A1A1A"/>
+                <w:sz w:val="17"/>
+                <w:szCs w:val="17"/>
+              </w:rPr>
+              <w:t xml:space="preserve">B</w:t>
+            </w:r>
+            <w:r>
+              <w:rPr>
+                <w:rFonts w:ascii="Avenir Next" w:hAnsi="Avenir Next" w:cs="Avenir Next" w:eastAsia="Avenir Next"/>
+                <w:color w:val="1A1A1A"/>
+                <w:sz w:val="17"/>
+                <w:szCs w:val="17"/>
+              </w:rPr>
+              <w:t xml:space="preserve">  (2.5 times)</w:t>
             </w:r>
           </w:p>
         </w:tc>
@@ -638,7 +679,8 @@
         <w:tabs>
           <w:tab w:val="right" w:pos="9504"/>
         </w:tabs>
-        <w:spacing w:before="0" w:after="0" w:line="240" w:lineRule="auto"/>
+        <w:spacing w:before="90" w:after="50" w:line="240" w:lineRule="auto"/>
+        <w:outlineLvl w:val="1"/>
       </w:pPr>
       <w:r>
         <w:rPr>
@@ -697,7 +739,9 @@
         <w:gridCol w:w="4752"/>
       </w:tblGrid>
       <w:tr>
-        <w:trPr/>
+        <w:trPr>
+          <w:cantSplit/>
+        </w:trPr>
         <w:tc>
           <w:tcPr>
             <w:tcW w:w="4752" w:type="dxa"/>
@@ -705,7 +749,8 @@
           </w:tcPr>
           <w:p>
             <w:pPr>
-              <w:spacing w:before="0" w:after="0" w:line="240" w:lineRule="auto"/>
+              <w:keepNext/>
+              <w:spacing w:before="0" w:after="60" w:line="252" w:lineRule="auto"/>
             </w:pPr>
             <w:r>
               <w:rPr>
@@ -720,10 +765,11 @@
           </w:p>
           <w:p>
             <w:pPr>
-              <w:tabs>
-                <w:tab w:val="left" w:pos="340"/>
-              </w:tabs>
-              <w:spacing w:before="0" w:after="0" w:line="240" w:lineRule="auto"/>
+              <w:keepLines/>
+              <w:tabs>
+                <w:tab w:val="left" w:pos="340"/>
+              </w:tabs>
+              <w:spacing w:before="0" w:after="40" w:line="252" w:lineRule="auto"/>
               <w:ind w:left="340" w:hanging="340"/>
             </w:pPr>
             <w:r>
@@ -757,10 +803,11 @@
           </w:p>
           <w:p>
             <w:pPr>
-              <w:tabs>
-                <w:tab w:val="left" w:pos="340"/>
-              </w:tabs>
-              <w:spacing w:before="0" w:after="0" w:line="240" w:lineRule="auto"/>
+              <w:keepLines/>
+              <w:tabs>
+                <w:tab w:val="left" w:pos="340"/>
+              </w:tabs>
+              <w:spacing w:before="0" w:after="40" w:line="252" w:lineRule="auto"/>
               <w:ind w:left="340" w:hanging="340"/>
             </w:pPr>
             <w:r>
@@ -794,10 +841,11 @@
           </w:p>
           <w:p>
             <w:pPr>
-              <w:tabs>
-                <w:tab w:val="left" w:pos="340"/>
-              </w:tabs>
-              <w:spacing w:before="0" w:after="0" w:line="240" w:lineRule="auto"/>
+              <w:keepLines/>
+              <w:tabs>
+                <w:tab w:val="left" w:pos="340"/>
+              </w:tabs>
+              <w:spacing w:before="0" w:after="40" w:line="252" w:lineRule="auto"/>
               <w:ind w:left="340" w:hanging="340"/>
             </w:pPr>
             <w:r>
@@ -831,10 +879,11 @@
           </w:p>
           <w:p>
             <w:pPr>
-              <w:tabs>
-                <w:tab w:val="left" w:pos="340"/>
-              </w:tabs>
-              <w:spacing w:before="0" w:after="0" w:line="240" w:lineRule="auto"/>
+              <w:keepLines/>
+              <w:tabs>
+                <w:tab w:val="left" w:pos="340"/>
+              </w:tabs>
+              <w:spacing w:before="0" w:after="40" w:line="252" w:lineRule="auto"/>
               <w:ind w:left="340" w:hanging="340"/>
             </w:pPr>
             <w:r>
@@ -874,7 +923,8 @@
           </w:tcPr>
           <w:p>
             <w:pPr>
-              <w:spacing w:before="0" w:after="0" w:line="240" w:lineRule="auto"/>
+              <w:keepNext/>
+              <w:spacing w:before="0" w:after="60" w:line="252" w:lineRule="auto"/>
             </w:pPr>
             <w:r>
               <w:rPr>
@@ -889,10 +939,11 @@
           </w:p>
           <w:p>
             <w:pPr>
-              <w:tabs>
-                <w:tab w:val="left" w:pos="340"/>
-              </w:tabs>
-              <w:spacing w:before="0" w:after="0" w:line="240" w:lineRule="auto"/>
+              <w:keepLines/>
+              <w:tabs>
+                <w:tab w:val="left" w:pos="340"/>
+              </w:tabs>
+              <w:spacing w:before="0" w:after="40" w:line="252" w:lineRule="auto"/>
               <w:ind w:left="340" w:hanging="340"/>
             </w:pPr>
             <w:r>
@@ -926,10 +977,11 @@
           </w:p>
           <w:p>
             <w:pPr>
-              <w:tabs>
-                <w:tab w:val="left" w:pos="340"/>
-              </w:tabs>
-              <w:spacing w:before="0" w:after="0" w:line="240" w:lineRule="auto"/>
+              <w:keepLines/>
+              <w:tabs>
+                <w:tab w:val="left" w:pos="340"/>
+              </w:tabs>
+              <w:spacing w:before="0" w:after="40" w:line="252" w:lineRule="auto"/>
               <w:ind w:left="340" w:hanging="340"/>
             </w:pPr>
             <w:r>
@@ -963,10 +1015,11 @@
           </w:p>
           <w:p>
             <w:pPr>
-              <w:tabs>
-                <w:tab w:val="left" w:pos="340"/>
-              </w:tabs>
-              <w:spacing w:before="0" w:after="0" w:line="240" w:lineRule="auto"/>
+              <w:keepLines/>
+              <w:tabs>
+                <w:tab w:val="left" w:pos="340"/>
+              </w:tabs>
+              <w:spacing w:before="0" w:after="40" w:line="252" w:lineRule="auto"/>
               <w:ind w:left="340" w:hanging="340"/>
             </w:pPr>
             <w:r>
@@ -1000,10 +1053,11 @@
           </w:p>
           <w:p>
             <w:pPr>
-              <w:tabs>
-                <w:tab w:val="left" w:pos="340"/>
-              </w:tabs>
-              <w:spacing w:before="0" w:after="0" w:line="240" w:lineRule="auto"/>
+              <w:keepLines/>
+              <w:tabs>
+                <w:tab w:val="left" w:pos="340"/>
+              </w:tabs>
+              <w:spacing w:before="0" w:after="40" w:line="252" w:lineRule="auto"/>
               <w:ind w:left="340" w:hanging="340"/>
             </w:pPr>
             <w:r>
@@ -1037,10 +1091,11 @@
           </w:p>
           <w:p>
             <w:pPr>
-              <w:tabs>
-                <w:tab w:val="left" w:pos="340"/>
-              </w:tabs>
-              <w:spacing w:before="0" w:after="0" w:line="240" w:lineRule="auto"/>
+              <w:keepLines/>
+              <w:tabs>
+                <w:tab w:val="left" w:pos="340"/>
+              </w:tabs>
+              <w:spacing w:before="0" w:after="40" w:line="252" w:lineRule="auto"/>
               <w:ind w:left="340" w:hanging="340"/>
             </w:pPr>
             <w:r>
@@ -1074,7 +1129,8 @@
           </w:p>
           <w:p>
             <w:pPr>
-              <w:spacing w:before="0" w:after="0" w:line="240" w:lineRule="auto"/>
+              <w:keepNext/>
+              <w:spacing w:before="60" w:after="30" w:line="264" w:lineRule="auto"/>
             </w:pPr>
             <w:r>
               <w:rPr>
@@ -1090,10 +1146,11 @@
           </w:p>
           <w:p>
             <w:pPr>
-              <w:tabs>
-                <w:tab w:val="left" w:pos="340"/>
-              </w:tabs>
-              <w:spacing w:before="0" w:after="0" w:line="240" w:lineRule="auto"/>
+              <w:keepLines/>
+              <w:tabs>
+                <w:tab w:val="left" w:pos="340"/>
+              </w:tabs>
+              <w:spacing w:before="0" w:after="40" w:line="252" w:lineRule="auto"/>
               <w:ind w:left="340" w:hanging="340"/>
             </w:pPr>
             <w:r>
@@ -1118,19 +1175,30 @@
             <w:r>
               <w:rPr>
                 <w:rFonts w:ascii="Avenir Next" w:hAnsi="Avenir Next" w:cs="Avenir Next" w:eastAsia="Avenir Next"/>
-                <w:color w:val="1A1A1A"/>
-                <w:sz w:val="17"/>
-                <w:szCs w:val="17"/>
-              </w:rPr>
-              <w:t xml:space="preserve">C — 0.35, 38%, 2/5 (35%, 38%, 40%)</w:t>
-            </w:r>
-          </w:p>
-          <w:p>
-            <w:pPr>
-              <w:tabs>
-                <w:tab w:val="left" w:pos="340"/>
-              </w:tabs>
-              <w:spacing w:before="0" w:after="0" w:line="240" w:lineRule="auto"/>
+                <w:b/>
+                <w:color w:val="1A1A1A"/>
+                <w:sz w:val="17"/>
+                <w:szCs w:val="17"/>
+              </w:rPr>
+              <w:t xml:space="preserve">C</w:t>
+            </w:r>
+            <w:r>
+              <w:rPr>
+                <w:rFonts w:ascii="Avenir Next" w:hAnsi="Avenir Next" w:cs="Avenir Next" w:eastAsia="Avenir Next"/>
+                <w:color w:val="1A1A1A"/>
+                <w:sz w:val="17"/>
+                <w:szCs w:val="17"/>
+              </w:rPr>
+              <w:t xml:space="preserve">  (0.35,  38%,  2/5)</w:t>
+            </w:r>
+          </w:p>
+          <w:p>
+            <w:pPr>
+              <w:keepLines/>
+              <w:tabs>
+                <w:tab w:val="left" w:pos="340"/>
+              </w:tabs>
+              <w:spacing w:before="0" w:after="40" w:line="252" w:lineRule="auto"/>
               <w:ind w:left="340" w:hanging="340"/>
             </w:pPr>
             <w:r>
@@ -1155,11 +1223,21 @@
             <w:r>
               <w:rPr>
                 <w:rFonts w:ascii="Avenir Next" w:hAnsi="Avenir Next" w:cs="Avenir Next" w:eastAsia="Avenir Next"/>
-                <w:color w:val="1A1A1A"/>
-                <w:sz w:val="17"/>
-                <w:szCs w:val="17"/>
-              </w:rPr>
-              <w:t xml:space="preserve">C — 64%</w:t>
+                <w:b/>
+                <w:color w:val="1A1A1A"/>
+                <w:sz w:val="17"/>
+                <w:szCs w:val="17"/>
+              </w:rPr>
+              <w:t xml:space="preserve">C</w:t>
+            </w:r>
+            <w:r>
+              <w:rPr>
+                <w:rFonts w:ascii="Avenir Next" w:hAnsi="Avenir Next" w:cs="Avenir Next" w:eastAsia="Avenir Next"/>
+                <w:color w:val="1A1A1A"/>
+                <w:sz w:val="17"/>
+                <w:szCs w:val="17"/>
+              </w:rPr>
+              <w:t xml:space="preserve">  (64%)</w:t>
             </w:r>
           </w:p>
         </w:tc>
@@ -1179,7 +1257,8 @@
         <w:tabs>
           <w:tab w:val="right" w:pos="9504"/>
         </w:tabs>
-        <w:spacing w:before="0" w:after="0" w:line="240" w:lineRule="auto"/>
+        <w:spacing w:before="90" w:after="50" w:line="240" w:lineRule="auto"/>
+        <w:outlineLvl w:val="1"/>
       </w:pPr>
       <w:r>
         <w:rPr>
@@ -1238,7 +1317,9 @@
         <w:gridCol w:w="4752"/>
       </w:tblGrid>
       <w:tr>
-        <w:trPr/>
+        <w:trPr>
+          <w:cantSplit/>
+        </w:trPr>
         <w:tc>
           <w:tcPr>
             <w:tcW w:w="4752" w:type="dxa"/>
@@ -1246,7 +1327,8 @@
           </w:tcPr>
           <w:p>
             <w:pPr>
-              <w:spacing w:before="0" w:after="0" w:line="240" w:lineRule="auto"/>
+              <w:keepNext/>
+              <w:spacing w:before="0" w:after="60" w:line="252" w:lineRule="auto"/>
             </w:pPr>
             <w:r>
               <w:rPr>
@@ -1261,10 +1343,11 @@
           </w:p>
           <w:p>
             <w:pPr>
-              <w:tabs>
-                <w:tab w:val="left" w:pos="340"/>
-              </w:tabs>
-              <w:spacing w:before="0" w:after="0" w:line="240" w:lineRule="auto"/>
+              <w:keepLines/>
+              <w:tabs>
+                <w:tab w:val="left" w:pos="340"/>
+              </w:tabs>
+              <w:spacing w:before="0" w:after="40" w:line="252" w:lineRule="auto"/>
               <w:ind w:left="340" w:hanging="340"/>
             </w:pPr>
             <w:r>
@@ -1298,10 +1381,11 @@
           </w:p>
           <w:p>
             <w:pPr>
-              <w:tabs>
-                <w:tab w:val="left" w:pos="340"/>
-              </w:tabs>
-              <w:spacing w:before="0" w:after="0" w:line="240" w:lineRule="auto"/>
+              <w:keepLines/>
+              <w:tabs>
+                <w:tab w:val="left" w:pos="340"/>
+              </w:tabs>
+              <w:spacing w:before="0" w:after="40" w:line="252" w:lineRule="auto"/>
               <w:ind w:left="340" w:hanging="340"/>
             </w:pPr>
             <w:r>
@@ -1335,10 +1419,11 @@
           </w:p>
           <w:p>
             <w:pPr>
-              <w:tabs>
-                <w:tab w:val="left" w:pos="340"/>
-              </w:tabs>
-              <w:spacing w:before="0" w:after="0" w:line="240" w:lineRule="auto"/>
+              <w:keepLines/>
+              <w:tabs>
+                <w:tab w:val="left" w:pos="340"/>
+              </w:tabs>
+              <w:spacing w:before="0" w:after="40" w:line="252" w:lineRule="auto"/>
               <w:ind w:left="340" w:hanging="340"/>
             </w:pPr>
             <w:r>
@@ -1367,15 +1452,16 @@
                 <w:sz w:val="17"/>
                 <w:szCs w:val="17"/>
               </w:rPr>
-              <w:t xml:space="preserve">a. $50  b. 20% of 500 = $100, and $96 is close to $100, so about 20%.</w:t>
-            </w:r>
-          </w:p>
-          <w:p>
-            <w:pPr>
-              <w:tabs>
-                <w:tab w:val="left" w:pos="340"/>
-              </w:tabs>
-              <w:spacing w:before="0" w:after="0" w:line="240" w:lineRule="auto"/>
+              <w:t xml:space="preserve">a. $50  b. 20% of $500 = 2 × $50 = $100, and $96 is close to $100, so about 20%. Also accept about 25% with reasoning ($96 is between 10% = $50 and 25% = $125, and closer to $125).</w:t>
+            </w:r>
+          </w:p>
+          <w:p>
+            <w:pPr>
+              <w:keepLines/>
+              <w:tabs>
+                <w:tab w:val="left" w:pos="340"/>
+              </w:tabs>
+              <w:spacing w:before="0" w:after="40" w:line="252" w:lineRule="auto"/>
               <w:ind w:left="340" w:hanging="340"/>
             </w:pPr>
             <w:r>
@@ -1409,10 +1495,11 @@
           </w:p>
           <w:p>
             <w:pPr>
-              <w:tabs>
-                <w:tab w:val="left" w:pos="340"/>
-              </w:tabs>
-              <w:spacing w:before="0" w:after="0" w:line="240" w:lineRule="auto"/>
+              <w:keepLines/>
+              <w:tabs>
+                <w:tab w:val="left" w:pos="340"/>
+              </w:tabs>
+              <w:spacing w:before="0" w:after="40" w:line="252" w:lineRule="auto"/>
               <w:ind w:left="340" w:hanging="340"/>
             </w:pPr>
             <w:r>
@@ -1452,7 +1539,8 @@
           </w:tcPr>
           <w:p>
             <w:pPr>
-              <w:spacing w:before="0" w:after="0" w:line="240" w:lineRule="auto"/>
+              <w:keepNext/>
+              <w:spacing w:before="0" w:after="60" w:line="252" w:lineRule="auto"/>
             </w:pPr>
             <w:r>
               <w:rPr>
@@ -1467,10 +1555,11 @@
           </w:p>
           <w:p>
             <w:pPr>
-              <w:tabs>
-                <w:tab w:val="left" w:pos="340"/>
-              </w:tabs>
-              <w:spacing w:before="0" w:after="0" w:line="240" w:lineRule="auto"/>
+              <w:keepLines/>
+              <w:tabs>
+                <w:tab w:val="left" w:pos="340"/>
+              </w:tabs>
+              <w:spacing w:before="0" w:after="40" w:line="252" w:lineRule="auto"/>
               <w:ind w:left="340" w:hanging="340"/>
             </w:pPr>
             <w:r>
@@ -1504,10 +1593,11 @@
           </w:p>
           <w:p>
             <w:pPr>
-              <w:tabs>
-                <w:tab w:val="left" w:pos="340"/>
-              </w:tabs>
-              <w:spacing w:before="0" w:after="0" w:line="240" w:lineRule="auto"/>
+              <w:keepLines/>
+              <w:tabs>
+                <w:tab w:val="left" w:pos="340"/>
+              </w:tabs>
+              <w:spacing w:before="0" w:after="40" w:line="252" w:lineRule="auto"/>
               <w:ind w:left="340" w:hanging="340"/>
             </w:pPr>
             <w:r>
@@ -1541,10 +1631,11 @@
           </w:p>
           <w:p>
             <w:pPr>
-              <w:tabs>
-                <w:tab w:val="left" w:pos="340"/>
-              </w:tabs>
-              <w:spacing w:before="0" w:after="0" w:line="240" w:lineRule="auto"/>
+              <w:keepLines/>
+              <w:tabs>
+                <w:tab w:val="left" w:pos="340"/>
+              </w:tabs>
+              <w:spacing w:before="0" w:after="40" w:line="252" w:lineRule="auto"/>
               <w:ind w:left="340" w:hanging="340"/>
             </w:pPr>
             <w:r>
@@ -1578,10 +1669,11 @@
           </w:p>
           <w:p>
             <w:pPr>
-              <w:tabs>
-                <w:tab w:val="left" w:pos="340"/>
-              </w:tabs>
-              <w:spacing w:before="0" w:after="0" w:line="240" w:lineRule="auto"/>
+              <w:keepLines/>
+              <w:tabs>
+                <w:tab w:val="left" w:pos="340"/>
+              </w:tabs>
+              <w:spacing w:before="0" w:after="40" w:line="252" w:lineRule="auto"/>
               <w:ind w:left="340" w:hanging="340"/>
             </w:pPr>
             <w:r>
@@ -1615,10 +1707,11 @@
           </w:p>
           <w:p>
             <w:pPr>
-              <w:tabs>
-                <w:tab w:val="left" w:pos="340"/>
-              </w:tabs>
-              <w:spacing w:before="0" w:after="0" w:line="240" w:lineRule="auto"/>
+              <w:keepLines/>
+              <w:tabs>
+                <w:tab w:val="left" w:pos="340"/>
+              </w:tabs>
+              <w:spacing w:before="0" w:after="40" w:line="252" w:lineRule="auto"/>
               <w:ind w:left="340" w:hanging="340"/>
             </w:pPr>
             <w:r>
@@ -1652,7 +1745,8 @@
           </w:p>
           <w:p>
             <w:pPr>
-              <w:spacing w:before="0" w:after="0" w:line="240" w:lineRule="auto"/>
+              <w:keepNext/>
+              <w:spacing w:before="60" w:after="30" w:line="264" w:lineRule="auto"/>
             </w:pPr>
             <w:r>
               <w:rPr>
@@ -1668,10 +1762,11 @@
           </w:p>
           <w:p>
             <w:pPr>
-              <w:tabs>
-                <w:tab w:val="left" w:pos="340"/>
-              </w:tabs>
-              <w:spacing w:before="0" w:after="0" w:line="240" w:lineRule="auto"/>
+              <w:keepLines/>
+              <w:tabs>
+                <w:tab w:val="left" w:pos="340"/>
+              </w:tabs>
+              <w:spacing w:before="0" w:after="40" w:line="252" w:lineRule="auto"/>
               <w:ind w:left="340" w:hanging="340"/>
             </w:pPr>
             <w:r>
@@ -1696,19 +1791,30 @@
             <w:r>
               <w:rPr>
                 <w:rFonts w:ascii="Avenir Next" w:hAnsi="Avenir Next" w:cs="Avenir Next" w:eastAsia="Avenir Next"/>
-                <w:color w:val="1A1A1A"/>
-                <w:sz w:val="17"/>
-                <w:szCs w:val="17"/>
-              </w:rPr>
-              <w:t xml:space="preserve">B — 20 (25% of 80)</w:t>
-            </w:r>
-          </w:p>
-          <w:p>
-            <w:pPr>
-              <w:tabs>
-                <w:tab w:val="left" w:pos="340"/>
-              </w:tabs>
-              <w:spacing w:before="0" w:after="0" w:line="240" w:lineRule="auto"/>
+                <w:b/>
+                <w:color w:val="1A1A1A"/>
+                <w:sz w:val="17"/>
+                <w:szCs w:val="17"/>
+              </w:rPr>
+              <w:t xml:space="preserve">B</w:t>
+            </w:r>
+            <w:r>
+              <w:rPr>
+                <w:rFonts w:ascii="Avenir Next" w:hAnsi="Avenir Next" w:cs="Avenir Next" w:eastAsia="Avenir Next"/>
+                <w:color w:val="1A1A1A"/>
+                <w:sz w:val="17"/>
+                <w:szCs w:val="17"/>
+              </w:rPr>
+              <w:t xml:space="preserve">  (20)</w:t>
+            </w:r>
+          </w:p>
+          <w:p>
+            <w:pPr>
+              <w:keepLines/>
+              <w:tabs>
+                <w:tab w:val="left" w:pos="340"/>
+              </w:tabs>
+              <w:spacing w:before="0" w:after="40" w:line="252" w:lineRule="auto"/>
               <w:ind w:left="340" w:hanging="340"/>
             </w:pPr>
             <w:r>
@@ -1733,11 +1839,21 @@
             <w:r>
               <w:rPr>
                 <w:rFonts w:ascii="Avenir Next" w:hAnsi="Avenir Next" w:cs="Avenir Next" w:eastAsia="Avenir Next"/>
-                <w:color w:val="1A1A1A"/>
-                <w:sz w:val="17"/>
-                <w:szCs w:val="17"/>
-              </w:rPr>
-              <w:t xml:space="preserve">C — $48 (40% of $120)</w:t>
+                <w:b/>
+                <w:color w:val="1A1A1A"/>
+                <w:sz w:val="17"/>
+                <w:szCs w:val="17"/>
+              </w:rPr>
+              <w:t xml:space="preserve">C</w:t>
+            </w:r>
+            <w:r>
+              <w:rPr>
+                <w:rFonts w:ascii="Avenir Next" w:hAnsi="Avenir Next" w:cs="Avenir Next" w:eastAsia="Avenir Next"/>
+                <w:color w:val="1A1A1A"/>
+                <w:sz w:val="17"/>
+                <w:szCs w:val="17"/>
+              </w:rPr>
+              <w:t xml:space="preserve">  ($48)</w:t>
             </w:r>
           </w:p>
         </w:tc>
@@ -1757,7 +1873,8 @@
         <w:tabs>
           <w:tab w:val="right" w:pos="9504"/>
         </w:tabs>
-        <w:spacing w:before="0" w:after="0" w:line="240" w:lineRule="auto"/>
+        <w:spacing w:before="90" w:after="50" w:line="240" w:lineRule="auto"/>
+        <w:outlineLvl w:val="1"/>
       </w:pPr>
       <w:r>
         <w:rPr>
@@ -1816,7 +1933,9 @@
         <w:gridCol w:w="4752"/>
       </w:tblGrid>
       <w:tr>
-        <w:trPr/>
+        <w:trPr>
+          <w:cantSplit/>
+        </w:trPr>
         <w:tc>
           <w:tcPr>
             <w:tcW w:w="4752" w:type="dxa"/>
@@ -1824,7 +1943,8 @@
           </w:tcPr>
           <w:p>
             <w:pPr>
-              <w:spacing w:before="0" w:after="0" w:line="240" w:lineRule="auto"/>
+              <w:keepNext/>
+              <w:spacing w:before="0" w:after="60" w:line="252" w:lineRule="auto"/>
             </w:pPr>
             <w:r>
               <w:rPr>
@@ -1839,10 +1959,11 @@
           </w:p>
           <w:p>
             <w:pPr>
-              <w:tabs>
-                <w:tab w:val="left" w:pos="340"/>
-              </w:tabs>
-              <w:spacing w:before="0" w:after="0" w:line="240" w:lineRule="auto"/>
+              <w:keepLines/>
+              <w:tabs>
+                <w:tab w:val="left" w:pos="340"/>
+              </w:tabs>
+              <w:spacing w:before="0" w:after="40" w:line="252" w:lineRule="auto"/>
               <w:ind w:left="340" w:hanging="340"/>
             </w:pPr>
             <w:r>
@@ -1876,10 +1997,11 @@
           </w:p>
           <w:p>
             <w:pPr>
-              <w:tabs>
-                <w:tab w:val="left" w:pos="340"/>
-              </w:tabs>
-              <w:spacing w:before="0" w:after="0" w:line="240" w:lineRule="auto"/>
+              <w:keepLines/>
+              <w:tabs>
+                <w:tab w:val="left" w:pos="340"/>
+              </w:tabs>
+              <w:spacing w:before="0" w:after="40" w:line="252" w:lineRule="auto"/>
               <w:ind w:left="340" w:hanging="340"/>
             </w:pPr>
             <w:r>
@@ -1913,10 +2035,11 @@
           </w:p>
           <w:p>
             <w:pPr>
-              <w:tabs>
-                <w:tab w:val="left" w:pos="340"/>
-              </w:tabs>
-              <w:spacing w:before="0" w:after="0" w:line="240" w:lineRule="auto"/>
+              <w:keepLines/>
+              <w:tabs>
+                <w:tab w:val="left" w:pos="340"/>
+              </w:tabs>
+              <w:spacing w:before="0" w:after="40" w:line="252" w:lineRule="auto"/>
               <w:ind w:left="340" w:hanging="340"/>
             </w:pPr>
             <w:r>
@@ -1950,10 +2073,11 @@
           </w:p>
           <w:p>
             <w:pPr>
-              <w:tabs>
-                <w:tab w:val="left" w:pos="340"/>
-              </w:tabs>
-              <w:spacing w:before="0" w:after="0" w:line="240" w:lineRule="auto"/>
+              <w:keepLines/>
+              <w:tabs>
+                <w:tab w:val="left" w:pos="340"/>
+              </w:tabs>
+              <w:spacing w:before="0" w:after="40" w:line="252" w:lineRule="auto"/>
               <w:ind w:left="340" w:hanging="340"/>
             </w:pPr>
             <w:r>
@@ -1987,10 +2111,11 @@
           </w:p>
           <w:p>
             <w:pPr>
-              <w:tabs>
-                <w:tab w:val="left" w:pos="340"/>
-              </w:tabs>
-              <w:spacing w:before="0" w:after="0" w:line="240" w:lineRule="auto"/>
+              <w:keepLines/>
+              <w:tabs>
+                <w:tab w:val="left" w:pos="340"/>
+              </w:tabs>
+              <w:spacing w:before="0" w:after="40" w:line="252" w:lineRule="auto"/>
               <w:ind w:left="340" w:hanging="340"/>
             </w:pPr>
             <w:r>
@@ -2030,7 +2155,8 @@
           </w:tcPr>
           <w:p>
             <w:pPr>
-              <w:spacing w:before="0" w:after="0" w:line="240" w:lineRule="auto"/>
+              <w:keepNext/>
+              <w:spacing w:before="0" w:after="60" w:line="252" w:lineRule="auto"/>
             </w:pPr>
             <w:r>
               <w:rPr>
@@ -2045,10 +2171,11 @@
           </w:p>
           <w:p>
             <w:pPr>
-              <w:tabs>
-                <w:tab w:val="left" w:pos="340"/>
-              </w:tabs>
-              <w:spacing w:before="0" w:after="0" w:line="240" w:lineRule="auto"/>
+              <w:keepLines/>
+              <w:tabs>
+                <w:tab w:val="left" w:pos="340"/>
+              </w:tabs>
+              <w:spacing w:before="0" w:after="40" w:line="252" w:lineRule="auto"/>
               <w:ind w:left="340" w:hanging="340"/>
             </w:pPr>
             <w:r>
@@ -2082,10 +2209,11 @@
           </w:p>
           <w:p>
             <w:pPr>
-              <w:tabs>
-                <w:tab w:val="left" w:pos="340"/>
-              </w:tabs>
-              <w:spacing w:before="0" w:after="0" w:line="240" w:lineRule="auto"/>
+              <w:keepLines/>
+              <w:tabs>
+                <w:tab w:val="left" w:pos="340"/>
+              </w:tabs>
+              <w:spacing w:before="0" w:after="40" w:line="252" w:lineRule="auto"/>
               <w:ind w:left="340" w:hanging="340"/>
             </w:pPr>
             <w:r>
@@ -2119,10 +2247,11 @@
           </w:p>
           <w:p>
             <w:pPr>
-              <w:tabs>
-                <w:tab w:val="left" w:pos="340"/>
-              </w:tabs>
-              <w:spacing w:before="0" w:after="0" w:line="240" w:lineRule="auto"/>
+              <w:keepLines/>
+              <w:tabs>
+                <w:tab w:val="left" w:pos="340"/>
+              </w:tabs>
+              <w:spacing w:before="0" w:after="40" w:line="252" w:lineRule="auto"/>
               <w:ind w:left="340" w:hanging="340"/>
             </w:pPr>
             <w:r>
@@ -2156,10 +2285,11 @@
           </w:p>
           <w:p>
             <w:pPr>
-              <w:tabs>
-                <w:tab w:val="left" w:pos="340"/>
-              </w:tabs>
-              <w:spacing w:before="0" w:after="0" w:line="240" w:lineRule="auto"/>
+              <w:keepLines/>
+              <w:tabs>
+                <w:tab w:val="left" w:pos="340"/>
+              </w:tabs>
+              <w:spacing w:before="0" w:after="40" w:line="252" w:lineRule="auto"/>
               <w:ind w:left="340" w:hanging="340"/>
             </w:pPr>
             <w:r>
@@ -2193,10 +2323,11 @@
           </w:p>
           <w:p>
             <w:pPr>
-              <w:tabs>
-                <w:tab w:val="left" w:pos="340"/>
-              </w:tabs>
-              <w:spacing w:before="0" w:after="0" w:line="240" w:lineRule="auto"/>
+              <w:keepLines/>
+              <w:tabs>
+                <w:tab w:val="left" w:pos="340"/>
+              </w:tabs>
+              <w:spacing w:before="0" w:after="40" w:line="252" w:lineRule="auto"/>
               <w:ind w:left="340" w:hanging="340"/>
             </w:pPr>
             <w:r>
@@ -2230,7 +2361,8 @@
           </w:p>
           <w:p>
             <w:pPr>
-              <w:spacing w:before="0" w:after="0" w:line="240" w:lineRule="auto"/>
+              <w:keepNext/>
+              <w:spacing w:before="60" w:after="30" w:line="264" w:lineRule="auto"/>
             </w:pPr>
             <w:r>
               <w:rPr>
@@ -2246,10 +2378,11 @@
           </w:p>
           <w:p>
             <w:pPr>
-              <w:tabs>
-                <w:tab w:val="left" w:pos="340"/>
-              </w:tabs>
-              <w:spacing w:before="0" w:after="0" w:line="240" w:lineRule="auto"/>
+              <w:keepLines/>
+              <w:tabs>
+                <w:tab w:val="left" w:pos="340"/>
+              </w:tabs>
+              <w:spacing w:before="0" w:after="40" w:line="252" w:lineRule="auto"/>
               <w:ind w:left="340" w:hanging="340"/>
             </w:pPr>
             <w:r>
@@ -2274,19 +2407,30 @@
             <w:r>
               <w:rPr>
                 <w:rFonts w:ascii="Avenir Next" w:hAnsi="Avenir Next" w:cs="Avenir Next" w:eastAsia="Avenir Next"/>
-                <w:color w:val="1A1A1A"/>
-                <w:sz w:val="17"/>
-                <w:szCs w:val="17"/>
-              </w:rPr>
-              <w:t xml:space="preserve">C — 33 out of 50 = 66% (65%, 64%, 60%)</w:t>
-            </w:r>
-          </w:p>
-          <w:p>
-            <w:pPr>
-              <w:tabs>
-                <w:tab w:val="left" w:pos="340"/>
-              </w:tabs>
-              <w:spacing w:before="0" w:after="0" w:line="240" w:lineRule="auto"/>
+                <w:b/>
+                <w:color w:val="1A1A1A"/>
+                <w:sz w:val="17"/>
+                <w:szCs w:val="17"/>
+              </w:rPr>
+              <w:t xml:space="preserve">C</w:t>
+            </w:r>
+            <w:r>
+              <w:rPr>
+                <w:rFonts w:ascii="Avenir Next" w:hAnsi="Avenir Next" w:cs="Avenir Next" w:eastAsia="Avenir Next"/>
+                <w:color w:val="1A1A1A"/>
+                <w:sz w:val="17"/>
+                <w:szCs w:val="17"/>
+              </w:rPr>
+              <w:t xml:space="preserve">  (33 out of 50)</w:t>
+            </w:r>
+          </w:p>
+          <w:p>
+            <w:pPr>
+              <w:keepLines/>
+              <w:tabs>
+                <w:tab w:val="left" w:pos="340"/>
+              </w:tabs>
+              <w:spacing w:before="0" w:after="40" w:line="252" w:lineRule="auto"/>
               <w:ind w:left="340" w:hanging="340"/>
             </w:pPr>
             <w:r>
@@ -2311,11 +2455,21 @@
             <w:r>
               <w:rPr>
                 <w:rFonts w:ascii="Avenir Next" w:hAnsi="Avenir Next" w:cs="Avenir Next" w:eastAsia="Avenir Next"/>
-                <w:color w:val="1A1A1A"/>
-                <w:sz w:val="17"/>
-                <w:szCs w:val="17"/>
-              </w:rPr>
-              <w:t xml:space="preserve">B — Team A: 12/16 = 75%; Team B: 15/25 = 60%; Team A did better.</w:t>
+                <w:b/>
+                <w:color w:val="1A1A1A"/>
+                <w:sz w:val="17"/>
+                <w:szCs w:val="17"/>
+              </w:rPr>
+              <w:t xml:space="preserve">B</w:t>
+            </w:r>
+            <w:r>
+              <w:rPr>
+                <w:rFonts w:ascii="Avenir Next" w:hAnsi="Avenir Next" w:cs="Avenir Next" w:eastAsia="Avenir Next"/>
+                <w:color w:val="1A1A1A"/>
+                <w:sz w:val="17"/>
+                <w:szCs w:val="17"/>
+              </w:rPr>
+              <w:t xml:space="preserve">  (A won 75%, B won 60%. A did better.)</w:t>
             </w:r>
           </w:p>
         </w:tc>
@@ -2335,7 +2489,8 @@
         <w:tabs>
           <w:tab w:val="right" w:pos="9504"/>
         </w:tabs>
-        <w:spacing w:before="0" w:after="0" w:line="240" w:lineRule="auto"/>
+        <w:spacing w:before="90" w:after="50" w:line="240" w:lineRule="auto"/>
+        <w:outlineLvl w:val="1"/>
       </w:pPr>
       <w:r>
         <w:rPr>
@@ -2394,7 +2549,9 @@
         <w:gridCol w:w="4752"/>
       </w:tblGrid>
       <w:tr>
-        <w:trPr/>
+        <w:trPr>
+          <w:cantSplit/>
+        </w:trPr>
         <w:tc>
           <w:tcPr>
             <w:tcW w:w="4752" w:type="dxa"/>
@@ -2402,7 +2559,8 @@
           </w:tcPr>
           <w:p>
             <w:pPr>
-              <w:spacing w:before="0" w:after="0" w:line="240" w:lineRule="auto"/>
+              <w:keepNext/>
+              <w:spacing w:before="0" w:after="60" w:line="252" w:lineRule="auto"/>
             </w:pPr>
             <w:r>
               <w:rPr>
@@ -2417,10 +2575,11 @@
           </w:p>
           <w:p>
             <w:pPr>
-              <w:tabs>
-                <w:tab w:val="left" w:pos="340"/>
-              </w:tabs>
-              <w:spacing w:before="0" w:after="0" w:line="240" w:lineRule="auto"/>
+              <w:keepLines/>
+              <w:tabs>
+                <w:tab w:val="left" w:pos="340"/>
+              </w:tabs>
+              <w:spacing w:before="0" w:after="40" w:line="252" w:lineRule="auto"/>
               <w:ind w:left="340" w:hanging="340"/>
             </w:pPr>
             <w:r>
@@ -2454,10 +2613,11 @@
           </w:p>
           <w:p>
             <w:pPr>
-              <w:tabs>
-                <w:tab w:val="left" w:pos="340"/>
-              </w:tabs>
-              <w:spacing w:before="0" w:after="0" w:line="240" w:lineRule="auto"/>
+              <w:keepLines/>
+              <w:tabs>
+                <w:tab w:val="left" w:pos="340"/>
+              </w:tabs>
+              <w:spacing w:before="0" w:after="40" w:line="252" w:lineRule="auto"/>
               <w:ind w:left="340" w:hanging="340"/>
             </w:pPr>
             <w:r>
@@ -2491,10 +2651,11 @@
           </w:p>
           <w:p>
             <w:pPr>
-              <w:tabs>
-                <w:tab w:val="left" w:pos="340"/>
-              </w:tabs>
-              <w:spacing w:before="0" w:after="0" w:line="240" w:lineRule="auto"/>
+              <w:keepLines/>
+              <w:tabs>
+                <w:tab w:val="left" w:pos="340"/>
+              </w:tabs>
+              <w:spacing w:before="0" w:after="40" w:line="252" w:lineRule="auto"/>
               <w:ind w:left="340" w:hanging="340"/>
             </w:pPr>
             <w:r>
@@ -2528,10 +2689,11 @@
           </w:p>
           <w:p>
             <w:pPr>
-              <w:tabs>
-                <w:tab w:val="left" w:pos="340"/>
-              </w:tabs>
-              <w:spacing w:before="0" w:after="0" w:line="240" w:lineRule="auto"/>
+              <w:keepLines/>
+              <w:tabs>
+                <w:tab w:val="left" w:pos="340"/>
+              </w:tabs>
+              <w:spacing w:before="0" w:after="40" w:line="252" w:lineRule="auto"/>
               <w:ind w:left="340" w:hanging="340"/>
             </w:pPr>
             <w:r>
@@ -2565,10 +2727,11 @@
           </w:p>
           <w:p>
             <w:pPr>
-              <w:tabs>
-                <w:tab w:val="left" w:pos="340"/>
-              </w:tabs>
-              <w:spacing w:before="0" w:after="0" w:line="240" w:lineRule="auto"/>
+              <w:keepLines/>
+              <w:tabs>
+                <w:tab w:val="left" w:pos="340"/>
+              </w:tabs>
+              <w:spacing w:before="0" w:after="40" w:line="252" w:lineRule="auto"/>
               <w:ind w:left="340" w:hanging="340"/>
             </w:pPr>
             <w:r>
@@ -2608,7 +2771,8 @@
           </w:tcPr>
           <w:p>
             <w:pPr>
-              <w:spacing w:before="0" w:after="0" w:line="240" w:lineRule="auto"/>
+              <w:keepNext/>
+              <w:spacing w:before="0" w:after="60" w:line="252" w:lineRule="auto"/>
             </w:pPr>
             <w:r>
               <w:rPr>
@@ -2623,10 +2787,11 @@
           </w:p>
           <w:p>
             <w:pPr>
-              <w:tabs>
-                <w:tab w:val="left" w:pos="340"/>
-              </w:tabs>
-              <w:spacing w:before="0" w:after="0" w:line="240" w:lineRule="auto"/>
+              <w:keepLines/>
+              <w:tabs>
+                <w:tab w:val="left" w:pos="340"/>
+              </w:tabs>
+              <w:spacing w:before="0" w:after="40" w:line="252" w:lineRule="auto"/>
               <w:ind w:left="340" w:hanging="340"/>
             </w:pPr>
             <w:r>
@@ -2660,10 +2825,11 @@
           </w:p>
           <w:p>
             <w:pPr>
-              <w:tabs>
-                <w:tab w:val="left" w:pos="340"/>
-              </w:tabs>
-              <w:spacing w:before="0" w:after="0" w:line="240" w:lineRule="auto"/>
+              <w:keepLines/>
+              <w:tabs>
+                <w:tab w:val="left" w:pos="340"/>
+              </w:tabs>
+              <w:spacing w:before="0" w:after="40" w:line="252" w:lineRule="auto"/>
               <w:ind w:left="340" w:hanging="340"/>
             </w:pPr>
             <w:r>
@@ -2697,10 +2863,11 @@
           </w:p>
           <w:p>
             <w:pPr>
-              <w:tabs>
-                <w:tab w:val="left" w:pos="340"/>
-              </w:tabs>
-              <w:spacing w:before="0" w:after="0" w:line="240" w:lineRule="auto"/>
+              <w:keepLines/>
+              <w:tabs>
+                <w:tab w:val="left" w:pos="340"/>
+              </w:tabs>
+              <w:spacing w:before="0" w:after="40" w:line="252" w:lineRule="auto"/>
               <w:ind w:left="340" w:hanging="340"/>
             </w:pPr>
             <w:r>
@@ -2734,10 +2901,11 @@
           </w:p>
           <w:p>
             <w:pPr>
-              <w:tabs>
-                <w:tab w:val="left" w:pos="340"/>
-              </w:tabs>
-              <w:spacing w:before="0" w:after="0" w:line="240" w:lineRule="auto"/>
+              <w:keepLines/>
+              <w:tabs>
+                <w:tab w:val="left" w:pos="340"/>
+              </w:tabs>
+              <w:spacing w:before="0" w:after="40" w:line="252" w:lineRule="auto"/>
               <w:ind w:left="340" w:hanging="340"/>
             </w:pPr>
             <w:r>
@@ -2771,10 +2939,11 @@
           </w:p>
           <w:p>
             <w:pPr>
-              <w:tabs>
-                <w:tab w:val="left" w:pos="340"/>
-              </w:tabs>
-              <w:spacing w:before="0" w:after="0" w:line="240" w:lineRule="auto"/>
+              <w:keepLines/>
+              <w:tabs>
+                <w:tab w:val="left" w:pos="340"/>
+              </w:tabs>
+              <w:spacing w:before="0" w:after="40" w:line="252" w:lineRule="auto"/>
               <w:ind w:left="340" w:hanging="340"/>
             </w:pPr>
             <w:r>
@@ -2808,7 +2977,8 @@
           </w:p>
           <w:p>
             <w:pPr>
-              <w:spacing w:before="0" w:after="0" w:line="240" w:lineRule="auto"/>
+              <w:keepNext/>
+              <w:spacing w:before="60" w:after="30" w:line="264" w:lineRule="auto"/>
             </w:pPr>
             <w:r>
               <w:rPr>
@@ -2824,10 +2994,11 @@
           </w:p>
           <w:p>
             <w:pPr>
-              <w:tabs>
-                <w:tab w:val="left" w:pos="340"/>
-              </w:tabs>
-              <w:spacing w:before="0" w:after="0" w:line="240" w:lineRule="auto"/>
+              <w:keepLines/>
+              <w:tabs>
+                <w:tab w:val="left" w:pos="340"/>
+              </w:tabs>
+              <w:spacing w:before="0" w:after="40" w:line="252" w:lineRule="auto"/>
               <w:ind w:left="340" w:hanging="340"/>
             </w:pPr>
             <w:r>
@@ -2852,19 +3023,49 @@
             <w:r>
               <w:rPr>
                 <w:rFonts w:ascii="Avenir Next" w:hAnsi="Avenir Next" w:cs="Avenir Next" w:eastAsia="Avenir Next"/>
-                <w:color w:val="1A1A1A"/>
-                <w:sz w:val="17"/>
-                <w:szCs w:val="17"/>
-              </w:rPr>
-              <w:t xml:space="preserve">B — 0.3 × w = 45</w:t>
-            </w:r>
-          </w:p>
-          <w:p>
-            <w:pPr>
-              <w:tabs>
-                <w:tab w:val="left" w:pos="340"/>
-              </w:tabs>
-              <w:spacing w:before="0" w:after="0" w:line="240" w:lineRule="auto"/>
+                <w:b/>
+                <w:color w:val="1A1A1A"/>
+                <w:sz w:val="17"/>
+                <w:szCs w:val="17"/>
+              </w:rPr>
+              <w:t xml:space="preserve">B</w:t>
+            </w:r>
+            <w:r>
+              <w:rPr>
+                <w:rFonts w:ascii="Avenir Next" w:hAnsi="Avenir Next" w:cs="Avenir Next" w:eastAsia="Avenir Next"/>
+                <w:color w:val="1A1A1A"/>
+                <w:sz w:val="17"/>
+                <w:szCs w:val="17"/>
+              </w:rPr>
+              <w:t xml:space="preserve">  (0.3 × </w:t>
+            </w:r>
+            <w:r>
+              <w:rPr>
+                <w:rFonts w:ascii="Avenir Next" w:hAnsi="Avenir Next" w:cs="Avenir Next" w:eastAsia="Avenir Next"/>
+                <w:i/>
+                <w:color w:val="1A1A1A"/>
+                <w:sz w:val="17"/>
+                <w:szCs w:val="17"/>
+              </w:rPr>
+              <w:t xml:space="preserve">w</w:t>
+            </w:r>
+            <w:r>
+              <w:rPr>
+                <w:rFonts w:ascii="Avenir Next" w:hAnsi="Avenir Next" w:cs="Avenir Next" w:eastAsia="Avenir Next"/>
+                <w:color w:val="1A1A1A"/>
+                <w:sz w:val="17"/>
+                <w:szCs w:val="17"/>
+              </w:rPr>
+              <w:t xml:space="preserve"> = 45)</w:t>
+            </w:r>
+          </w:p>
+          <w:p>
+            <w:pPr>
+              <w:keepLines/>
+              <w:tabs>
+                <w:tab w:val="left" w:pos="340"/>
+              </w:tabs>
+              <w:spacing w:before="0" w:after="40" w:line="252" w:lineRule="auto"/>
               <w:ind w:left="340" w:hanging="340"/>
             </w:pPr>
             <w:r>
@@ -2889,11 +3090,21 @@
             <w:r>
               <w:rPr>
                 <w:rFonts w:ascii="Avenir Next" w:hAnsi="Avenir Next" w:cs="Avenir Next" w:eastAsia="Avenir Next"/>
-                <w:color w:val="1A1A1A"/>
-                <w:sz w:val="17"/>
-                <w:szCs w:val="17"/>
-              </w:rPr>
-              <w:t xml:space="preserve">C — 30</w:t>
+                <w:b/>
+                <w:color w:val="1A1A1A"/>
+                <w:sz w:val="17"/>
+                <w:szCs w:val="17"/>
+              </w:rPr>
+              <w:t xml:space="preserve">C</w:t>
+            </w:r>
+            <w:r>
+              <w:rPr>
+                <w:rFonts w:ascii="Avenir Next" w:hAnsi="Avenir Next" w:cs="Avenir Next" w:eastAsia="Avenir Next"/>
+                <w:color w:val="1A1A1A"/>
+                <w:sz w:val="17"/>
+                <w:szCs w:val="17"/>
+              </w:rPr>
+              <w:t xml:space="preserve">  (30)</w:t>
             </w:r>
           </w:p>
         </w:tc>
@@ -2904,10 +3115,15 @@
         <w:spacing w:before="0" w:after="0" w:line="20" w:lineRule="exact"/>
       </w:pPr>
     </w:p>
+    <w:p>
+      <w:pPr>
+        <w:spacing w:before="0" w:after="0" w:line="20" w:lineRule="exact"/>
+      </w:pPr>
+    </w:p>
     <w:sectPr>
       <w:footerReference w:type="default" r:id="rIdFooter1"/>
       <w:pgSz w:w="12240" w:h="15840"/>
-      <w:pgMar w:top="504" w:right="720" w:bottom="504" w:left="720" w:header="432" w:footer="432" w:gutter="0"/>
+      <w:pgMar w:top="893" w:right="1224" w:bottom="835" w:left="1512" w:header="432" w:footer="432" w:gutter="0"/>
       <w:cols w:space="720"/>
     </w:sectPr>
   </w:body>
